--- a/Organizacion_Proyecto/Entregables_Impresiones/Entregable14OCT2025.docx
+++ b/Organizacion_Proyecto/Entregables_Impresiones/Entregable14OCT2025.docx
@@ -1,6 +1,6 @@
 
 <file path=word/document.xml><?xml version="1.0" encoding="utf-8"?>
-<w:document xmlns:wpc="http://schemas.microsoft.com/office/word/2010/wordprocessingCanvas" xmlns:cx="http://schemas.microsoft.com/office/drawing/2014/chartex" xmlns:cx1="http://schemas.microsoft.com/office/drawing/2015/9/8/chartex" xmlns:cx2="http://schemas.microsoft.com/office/drawing/2015/10/21/chartex" xmlns:cx3="http://schemas.microsoft.com/office/drawing/2016/5/9/chartex" xmlns:cx4="http://schemas.microsoft.com/office/drawing/2016/5/10/chartex" xmlns:cx5="http://schemas.microsoft.com/office/drawing/2016/5/11/chartex" xmlns:cx6="http://schemas.microsoft.com/office/drawing/2016/5/12/chartex" xmlns:cx7="http://schemas.microsoft.com/office/drawing/2016/5/13/chartex" xmlns:cx8="http://schemas.microsoft.com/office/drawing/2016/5/14/chartex" xmlns:mc="http://schemas.openxmlformats.org/markup-compatibility/2006" xmlns:aink="http://schemas.microsoft.com/office/drawing/2016/ink" xmlns:am3d="http://schemas.microsoft.com/office/drawing/2017/model3d" xmlns:o="urn:schemas-microsoft-com:office:office" xmlns:oel="http://schemas.microsoft.com/office/2019/extlst" xmlns:r="http://schemas.openxmlformats.org/officeDocument/2006/relationships" xmlns:m="http://schemas.openxmlformats.org/officeDocument/2006/math" xmlns:v="urn:schemas-microsoft-com:vml" xmlns:wp14="http://schemas.microsoft.com/office/word/2010/wordprocessingDrawing" xmlns:wp="http://schemas.openxmlformats.org/drawingml/2006/wordprocessingDrawing" xmlns:w10="urn:schemas-microsoft-com:office:word" xmlns:w="http://schemas.openxmlformats.org/wordprocessingml/2006/main" xmlns:w14="http://schemas.microsoft.com/office/word/2010/wordml" xmlns:w15="http://schemas.microsoft.com/office/word/2012/wordml" xmlns:w16cex="http://schemas.microsoft.com/office/word/2018/wordml/cex" xmlns:w16cid="http://schemas.microsoft.com/office/word/2016/wordml/cid" xmlns:w16="http://schemas.microsoft.com/office/word/2018/wordml" xmlns:w16sdtdh="http://schemas.microsoft.com/office/word/2020/wordml/sdtdatahash" xmlns:w16se="http://schemas.microsoft.com/office/word/2015/wordml/symex" xmlns:wpg="http://schemas.microsoft.com/office/word/2010/wordprocessingGroup" xmlns:wpi="http://schemas.microsoft.com/office/word/2010/wordprocessingInk" xmlns:wne="http://schemas.microsoft.com/office/word/2006/wordml" xmlns:wps="http://schemas.microsoft.com/office/word/2010/wordprocessingShape" mc:Ignorable="w14 w15 w16se w16cid w16 w16cex w16sdtdh wp14">
+<w:document xmlns:wpc="http://schemas.microsoft.com/office/word/2010/wordprocessingCanvas" xmlns:cx="http://schemas.microsoft.com/office/drawing/2014/chartex" xmlns:cx1="http://schemas.microsoft.com/office/drawing/2015/9/8/chartex" xmlns:cx2="http://schemas.microsoft.com/office/drawing/2015/10/21/chartex" xmlns:cx3="http://schemas.microsoft.com/office/drawing/2016/5/9/chartex" xmlns:cx4="http://schemas.microsoft.com/office/drawing/2016/5/10/chartex" xmlns:cx5="http://schemas.microsoft.com/office/drawing/2016/5/11/chartex" xmlns:cx6="http://schemas.microsoft.com/office/drawing/2016/5/12/chartex" xmlns:cx7="http://schemas.microsoft.com/office/drawing/2016/5/13/chartex" xmlns:cx8="http://schemas.microsoft.com/office/drawing/2016/5/14/chartex" xmlns:mc="http://schemas.openxmlformats.org/markup-compatibility/2006" xmlns:aink="http://schemas.microsoft.com/office/drawing/2016/ink" xmlns:am3d="http://schemas.microsoft.com/office/drawing/2017/model3d" xmlns:o="urn:schemas-microsoft-com:office:office" xmlns:r="http://schemas.openxmlformats.org/officeDocument/2006/relationships" xmlns:m="http://schemas.openxmlformats.org/officeDocument/2006/math" xmlns:v="urn:schemas-microsoft-com:vml" xmlns:wp14="http://schemas.microsoft.com/office/word/2010/wordprocessingDrawing" xmlns:wp="http://schemas.openxmlformats.org/drawingml/2006/wordprocessingDrawing" xmlns:w10="urn:schemas-microsoft-com:office:word" xmlns:w="http://schemas.openxmlformats.org/wordprocessingml/2006/main" xmlns:w14="http://schemas.microsoft.com/office/word/2010/wordml" xmlns:w15="http://schemas.microsoft.com/office/word/2012/wordml" xmlns:w16cid="http://schemas.microsoft.com/office/word/2016/wordml/cid" xmlns:w16se="http://schemas.microsoft.com/office/word/2015/wordml/symex" xmlns:wpg="http://schemas.microsoft.com/office/word/2010/wordprocessingGroup" xmlns:wpi="http://schemas.microsoft.com/office/word/2010/wordprocessingInk" xmlns:wne="http://schemas.microsoft.com/office/word/2006/wordml" xmlns:wps="http://schemas.microsoft.com/office/word/2010/wordprocessingShape" mc:Ignorable="w14 w15 w16se w16cid wp14">
   <w:body>
     <w:p>
       <w:pPr>
@@ -759,7 +759,6 @@
           <w:szCs w:val="24"/>
           <w:lang w:eastAsia="es-MX"/>
         </w:rPr>
-        <w:lastRenderedPageBreak/>
         <w:t>El sistema permitirá al administrador cancelar citas de la siguiente manera: primero, deberá hacer clic en el botón “Consultar” para visualizar el panel con todos los registros de citas. Luego, seleccionará el mes, día y hora correspondientes, mostrando los registros existentes, y finalmente hará clic en el ícono “Cancelar” de la cita deseada.</w:t>
       </w:r>
     </w:p>
@@ -1164,7 +1163,6 @@
       <w:bookmarkStart w:id="2" w:name="_Toc210759842"/>
       <w:bookmarkStart w:id="3" w:name="_Toc211291068"/>
       <w:r>
-        <w:lastRenderedPageBreak/>
         <w:t>b) Requerimientos Técnicos</w:t>
       </w:r>
       <w:bookmarkEnd w:id="2"/>
@@ -1808,7 +1806,6 @@
           <w:szCs w:val="24"/>
           <w:lang w:eastAsia="es-MX"/>
         </w:rPr>
-        <w:lastRenderedPageBreak/>
         <w:t>PLANEACION DE ACTIVIDADES</w:t>
       </w:r>
     </w:p>
@@ -1981,7 +1978,6 @@
           <w:szCs w:val="24"/>
           <w:lang w:eastAsia="es-MX"/>
         </w:rPr>
-        <w:lastRenderedPageBreak/>
         <w:t>TECNICA DE RECOLECCION DE DATOS</w:t>
       </w:r>
     </w:p>
@@ -2589,7 +2585,6 @@
           <w:szCs w:val="24"/>
           <w:lang w:eastAsia="es-MX"/>
         </w:rPr>
-        <w:lastRenderedPageBreak/>
         <w:t>MODELADO UML</w:t>
       </w:r>
     </w:p>
@@ -2670,7 +2665,6 @@
         <w:rPr>
           <w:noProof/>
         </w:rPr>
-        <w:lastRenderedPageBreak/>
         <w:drawing>
           <wp:inline distT="0" distB="0" distL="0" distR="0" wp14:anchorId="39FEB815" wp14:editId="7BE8C050">
             <wp:extent cx="5943600" cy="6337935"/>
@@ -2734,7 +2728,6 @@
         <w:rPr>
           <w:noProof/>
         </w:rPr>
-        <w:lastRenderedPageBreak/>
         <w:drawing>
           <wp:inline distT="0" distB="0" distL="0" distR="0" wp14:anchorId="2B26B03B" wp14:editId="064381F5">
             <wp:extent cx="5943600" cy="5817870"/>
@@ -2805,7 +2798,6 @@
       <w:bookmarkStart w:id="10" w:name="_Toc210759849"/>
       <w:bookmarkStart w:id="11" w:name="_Toc211291076"/>
       <w:r>
-        <w:lastRenderedPageBreak/>
         <w:t>b) Actividades</w:t>
       </w:r>
       <w:bookmarkEnd w:id="10"/>
@@ -2878,7 +2870,6 @@
         <w:rPr>
           <w:noProof/>
         </w:rPr>
-        <w:lastRenderedPageBreak/>
         <w:drawing>
           <wp:inline distT="0" distB="0" distL="0" distR="0" wp14:anchorId="1D951D37" wp14:editId="7C8E7A9A">
             <wp:extent cx="5943600" cy="5556885"/>
@@ -2940,7 +2931,6 @@
         <w:rPr>
           <w:noProof/>
         </w:rPr>
-        <w:lastRenderedPageBreak/>
         <w:drawing>
           <wp:inline distT="0" distB="0" distL="0" distR="0" wp14:anchorId="01026BEC" wp14:editId="54F2E784">
             <wp:extent cx="5943600" cy="4641215"/>
@@ -3023,7 +3013,6 @@
           <w:i w:val="0"/>
           <w:iCs/>
         </w:rPr>
-        <w:lastRenderedPageBreak/>
         <w:t>MODELADO DE BASE DE DATOS</w:t>
       </w:r>
       <w:bookmarkEnd w:id="15"/>
@@ -3215,7 +3204,6 @@
       <w:bookmarkStart w:id="20" w:name="_Toc210759852"/>
       <w:bookmarkStart w:id="21" w:name="_Toc211291079"/>
       <w:r>
-        <w:lastRenderedPageBreak/>
         <w:t>b) Diccionario de Datos</w:t>
       </w:r>
       <w:bookmarkEnd w:id="20"/>
@@ -4958,7 +4946,6 @@
           <w:sz w:val="24"/>
           <w:szCs w:val="24"/>
         </w:rPr>
-        <w:lastRenderedPageBreak/>
         <w:t>Tabla servicios</w:t>
       </w:r>
     </w:p>
@@ -7057,7 +7044,6 @@
           <w:szCs w:val="24"/>
           <w:lang w:eastAsia="es-MX"/>
         </w:rPr>
-        <w:lastRenderedPageBreak/>
         <w:t>DISEÑO DE INTERFACES</w:t>
       </w:r>
     </w:p>
@@ -7212,7 +7198,6 @@
         <w:rPr>
           <w:noProof/>
         </w:rPr>
-        <w:lastRenderedPageBreak/>
         <w:drawing>
           <wp:inline distT="0" distB="0" distL="0" distR="0" wp14:anchorId="0C7BFEB3" wp14:editId="0BE6C9BC">
             <wp:extent cx="5612130" cy="3156585"/>
@@ -7374,7 +7359,6 @@
         <w:rPr>
           <w:noProof/>
         </w:rPr>
-        <w:lastRenderedPageBreak/>
         <w:drawing>
           <wp:inline distT="0" distB="0" distL="0" distR="0" wp14:anchorId="01BF6A9F" wp14:editId="276A0A5D">
             <wp:extent cx="5612130" cy="3156585"/>
@@ -7523,7 +7507,6 @@
         <w:rPr>
           <w:noProof/>
         </w:rPr>
-        <w:lastRenderedPageBreak/>
         <w:drawing>
           <wp:inline distT="0" distB="0" distL="0" distR="0" wp14:anchorId="20A93D22" wp14:editId="179AFF78">
             <wp:extent cx="5612130" cy="3156585"/>
@@ -7666,7 +7649,6 @@
     <w:p/>
     <w:p>
       <w:r>
-        <w:lastRenderedPageBreak/>
         <w:t>MODELO DE NEGOCIOS CANVA</w:t>
       </w:r>
     </w:p>
@@ -7676,10 +7658,10 @@
           <w:noProof/>
         </w:rPr>
         <w:drawing>
-          <wp:inline distT="0" distB="0" distL="0" distR="0" wp14:anchorId="3852D19F" wp14:editId="04317689">
-            <wp:extent cx="6858000" cy="3858895"/>
-            <wp:effectExtent l="0" t="0" r="0" b="8255"/>
-            <wp:docPr id="2" name="Imagen 2"/>
+          <wp:inline distT="0" distB="0" distL="0" distR="0" wp14:anchorId="7008E2B5" wp14:editId="312EFBA3">
+            <wp:extent cx="6858000" cy="3857625"/>
+            <wp:effectExtent l="0" t="0" r="0" b="9525"/>
+            <wp:docPr id="3" name="Imagen 3"/>
             <wp:cNvGraphicFramePr>
               <a:graphicFrameLocks xmlns:a="http://schemas.openxmlformats.org/drawingml/2006/main" noChangeAspect="1"/>
             </wp:cNvGraphicFramePr>
@@ -7687,10 +7669,8 @@
               <a:graphicData uri="http://schemas.openxmlformats.org/drawingml/2006/picture">
                 <pic:pic xmlns:pic="http://schemas.openxmlformats.org/drawingml/2006/picture">
                   <pic:nvPicPr>
-                    <pic:cNvPr id="0" name="Picture 1"/>
-                    <pic:cNvPicPr>
-                      <a:picLocks noChangeAspect="1" noChangeArrowheads="1"/>
-                    </pic:cNvPicPr>
+                    <pic:cNvPr id="3" name="Tablero Virtual Modelo de Negocios Canvas Sencillo Colorido (1).png"/>
+                    <pic:cNvPicPr/>
                   </pic:nvPicPr>
                   <pic:blipFill>
                     <a:blip r:embed="rId23" cstate="print">
@@ -7700,23 +7680,18 @@
                         </a:ext>
                       </a:extLst>
                     </a:blip>
-                    <a:srcRect/>
                     <a:stretch>
                       <a:fillRect/>
                     </a:stretch>
                   </pic:blipFill>
-                  <pic:spPr bwMode="auto">
+                  <pic:spPr>
                     <a:xfrm>
                       <a:off x="0" y="0"/>
-                      <a:ext cx="6858000" cy="3858895"/>
+                      <a:ext cx="6858000" cy="3857625"/>
                     </a:xfrm>
                     <a:prstGeom prst="rect">
                       <a:avLst/>
                     </a:prstGeom>
-                    <a:noFill/>
-                    <a:ln>
-                      <a:noFill/>
-                    </a:ln>
                   </pic:spPr>
                 </pic:pic>
               </a:graphicData>
@@ -7731,17 +7706,10 @@
         <w:jc w:val="center"/>
       </w:pPr>
       <w:r>
-        <w:t>Imagen 1</w:t>
-      </w:r>
-      <w:r>
-        <w:t>7</w:t>
-      </w:r>
-      <w:r>
-        <w:t xml:space="preserve">. </w:t>
-      </w:r>
-      <w:r>
-        <w:t>Modelo de negocios canvas.</w:t>
-      </w:r>
+        <w:t>Imagen 17. Modelo de negocios canvas.</w:t>
+      </w:r>
+      <w:bookmarkStart w:id="30" w:name="_GoBack"/>
+      <w:bookmarkEnd w:id="30"/>
     </w:p>
     <w:p>
       <w:pPr>
@@ -7768,7 +7736,7 @@
 </file>
 
 <file path=word/endnotes.xml><?xml version="1.0" encoding="utf-8"?>
-<w:endnotes xmlns:wpc="http://schemas.microsoft.com/office/word/2010/wordprocessingCanvas" xmlns:cx="http://schemas.microsoft.com/office/drawing/2014/chartex" xmlns:cx1="http://schemas.microsoft.com/office/drawing/2015/9/8/chartex" xmlns:cx2="http://schemas.microsoft.com/office/drawing/2015/10/21/chartex" xmlns:cx3="http://schemas.microsoft.com/office/drawing/2016/5/9/chartex" xmlns:cx4="http://schemas.microsoft.com/office/drawing/2016/5/10/chartex" xmlns:cx5="http://schemas.microsoft.com/office/drawing/2016/5/11/chartex" xmlns:cx6="http://schemas.microsoft.com/office/drawing/2016/5/12/chartex" xmlns:cx7="http://schemas.microsoft.com/office/drawing/2016/5/13/chartex" xmlns:cx8="http://schemas.microsoft.com/office/drawing/2016/5/14/chartex" xmlns:mc="http://schemas.openxmlformats.org/markup-compatibility/2006" xmlns:aink="http://schemas.microsoft.com/office/drawing/2016/ink" xmlns:am3d="http://schemas.microsoft.com/office/drawing/2017/model3d" xmlns:o="urn:schemas-microsoft-com:office:office" xmlns:oel="http://schemas.microsoft.com/office/2019/extlst" xmlns:r="http://schemas.openxmlformats.org/officeDocument/2006/relationships" xmlns:m="http://schemas.openxmlformats.org/officeDocument/2006/math" xmlns:v="urn:schemas-microsoft-com:vml" xmlns:wp14="http://schemas.microsoft.com/office/word/2010/wordprocessingDrawing" xmlns:wp="http://schemas.openxmlformats.org/drawingml/2006/wordprocessingDrawing" xmlns:w10="urn:schemas-microsoft-com:office:word" xmlns:w="http://schemas.openxmlformats.org/wordprocessingml/2006/main" xmlns:w14="http://schemas.microsoft.com/office/word/2010/wordml" xmlns:w15="http://schemas.microsoft.com/office/word/2012/wordml" xmlns:w16cex="http://schemas.microsoft.com/office/word/2018/wordml/cex" xmlns:w16cid="http://schemas.microsoft.com/office/word/2016/wordml/cid" xmlns:w16="http://schemas.microsoft.com/office/word/2018/wordml" xmlns:w16sdtdh="http://schemas.microsoft.com/office/word/2020/wordml/sdtdatahash" xmlns:w16se="http://schemas.microsoft.com/office/word/2015/wordml/symex" xmlns:wpg="http://schemas.microsoft.com/office/word/2010/wordprocessingGroup" xmlns:wpi="http://schemas.microsoft.com/office/word/2010/wordprocessingInk" xmlns:wne="http://schemas.microsoft.com/office/word/2006/wordml" xmlns:wps="http://schemas.microsoft.com/office/word/2010/wordprocessingShape" mc:Ignorable="w14 w15 w16se w16cid w16 w16cex w16sdtdh wp14">
+<w:endnotes xmlns:wpc="http://schemas.microsoft.com/office/word/2010/wordprocessingCanvas" xmlns:cx="http://schemas.microsoft.com/office/drawing/2014/chartex" xmlns:cx1="http://schemas.microsoft.com/office/drawing/2015/9/8/chartex" xmlns:cx2="http://schemas.microsoft.com/office/drawing/2015/10/21/chartex" xmlns:cx3="http://schemas.microsoft.com/office/drawing/2016/5/9/chartex" xmlns:cx4="http://schemas.microsoft.com/office/drawing/2016/5/10/chartex" xmlns:cx5="http://schemas.microsoft.com/office/drawing/2016/5/11/chartex" xmlns:cx6="http://schemas.microsoft.com/office/drawing/2016/5/12/chartex" xmlns:cx7="http://schemas.microsoft.com/office/drawing/2016/5/13/chartex" xmlns:cx8="http://schemas.microsoft.com/office/drawing/2016/5/14/chartex" xmlns:mc="http://schemas.openxmlformats.org/markup-compatibility/2006" xmlns:aink="http://schemas.microsoft.com/office/drawing/2016/ink" xmlns:am3d="http://schemas.microsoft.com/office/drawing/2017/model3d" xmlns:o="urn:schemas-microsoft-com:office:office" xmlns:r="http://schemas.openxmlformats.org/officeDocument/2006/relationships" xmlns:m="http://schemas.openxmlformats.org/officeDocument/2006/math" xmlns:v="urn:schemas-microsoft-com:vml" xmlns:wp14="http://schemas.microsoft.com/office/word/2010/wordprocessingDrawing" xmlns:wp="http://schemas.openxmlformats.org/drawingml/2006/wordprocessingDrawing" xmlns:w10="urn:schemas-microsoft-com:office:word" xmlns:w="http://schemas.openxmlformats.org/wordprocessingml/2006/main" xmlns:w14="http://schemas.microsoft.com/office/word/2010/wordml" xmlns:w15="http://schemas.microsoft.com/office/word/2012/wordml" xmlns:w16cid="http://schemas.microsoft.com/office/word/2016/wordml/cid" xmlns:w16se="http://schemas.microsoft.com/office/word/2015/wordml/symex" xmlns:wpg="http://schemas.microsoft.com/office/word/2010/wordprocessingGroup" xmlns:wpi="http://schemas.microsoft.com/office/word/2010/wordprocessingInk" xmlns:wne="http://schemas.microsoft.com/office/word/2006/wordml" xmlns:wps="http://schemas.microsoft.com/office/word/2010/wordprocessingShape" mc:Ignorable="w14 w15 w16se w16cid wp14">
   <w:endnote w:type="separator" w:id="-1">
     <w:p>
       <w:pPr>
@@ -7793,7 +7761,7 @@
 </file>
 
 <file path=word/footnotes.xml><?xml version="1.0" encoding="utf-8"?>
-<w:footnotes xmlns:wpc="http://schemas.microsoft.com/office/word/2010/wordprocessingCanvas" xmlns:cx="http://schemas.microsoft.com/office/drawing/2014/chartex" xmlns:cx1="http://schemas.microsoft.com/office/drawing/2015/9/8/chartex" xmlns:cx2="http://schemas.microsoft.com/office/drawing/2015/10/21/chartex" xmlns:cx3="http://schemas.microsoft.com/office/drawing/2016/5/9/chartex" xmlns:cx4="http://schemas.microsoft.com/office/drawing/2016/5/10/chartex" xmlns:cx5="http://schemas.microsoft.com/office/drawing/2016/5/11/chartex" xmlns:cx6="http://schemas.microsoft.com/office/drawing/2016/5/12/chartex" xmlns:cx7="http://schemas.microsoft.com/office/drawing/2016/5/13/chartex" xmlns:cx8="http://schemas.microsoft.com/office/drawing/2016/5/14/chartex" xmlns:mc="http://schemas.openxmlformats.org/markup-compatibility/2006" xmlns:aink="http://schemas.microsoft.com/office/drawing/2016/ink" xmlns:am3d="http://schemas.microsoft.com/office/drawing/2017/model3d" xmlns:o="urn:schemas-microsoft-com:office:office" xmlns:oel="http://schemas.microsoft.com/office/2019/extlst" xmlns:r="http://schemas.openxmlformats.org/officeDocument/2006/relationships" xmlns:m="http://schemas.openxmlformats.org/officeDocument/2006/math" xmlns:v="urn:schemas-microsoft-com:vml" xmlns:wp14="http://schemas.microsoft.com/office/word/2010/wordprocessingDrawing" xmlns:wp="http://schemas.openxmlformats.org/drawingml/2006/wordprocessingDrawing" xmlns:w10="urn:schemas-microsoft-com:office:word" xmlns:w="http://schemas.openxmlformats.org/wordprocessingml/2006/main" xmlns:w14="http://schemas.microsoft.com/office/word/2010/wordml" xmlns:w15="http://schemas.microsoft.com/office/word/2012/wordml" xmlns:w16cex="http://schemas.microsoft.com/office/word/2018/wordml/cex" xmlns:w16cid="http://schemas.microsoft.com/office/word/2016/wordml/cid" xmlns:w16="http://schemas.microsoft.com/office/word/2018/wordml" xmlns:w16sdtdh="http://schemas.microsoft.com/office/word/2020/wordml/sdtdatahash" xmlns:w16se="http://schemas.microsoft.com/office/word/2015/wordml/symex" xmlns:wpg="http://schemas.microsoft.com/office/word/2010/wordprocessingGroup" xmlns:wpi="http://schemas.microsoft.com/office/word/2010/wordprocessingInk" xmlns:wne="http://schemas.microsoft.com/office/word/2006/wordml" xmlns:wps="http://schemas.microsoft.com/office/word/2010/wordprocessingShape" mc:Ignorable="w14 w15 w16se w16cid w16 w16cex w16sdtdh wp14">
+<w:footnotes xmlns:wpc="http://schemas.microsoft.com/office/word/2010/wordprocessingCanvas" xmlns:cx="http://schemas.microsoft.com/office/drawing/2014/chartex" xmlns:cx1="http://schemas.microsoft.com/office/drawing/2015/9/8/chartex" xmlns:cx2="http://schemas.microsoft.com/office/drawing/2015/10/21/chartex" xmlns:cx3="http://schemas.microsoft.com/office/drawing/2016/5/9/chartex" xmlns:cx4="http://schemas.microsoft.com/office/drawing/2016/5/10/chartex" xmlns:cx5="http://schemas.microsoft.com/office/drawing/2016/5/11/chartex" xmlns:cx6="http://schemas.microsoft.com/office/drawing/2016/5/12/chartex" xmlns:cx7="http://schemas.microsoft.com/office/drawing/2016/5/13/chartex" xmlns:cx8="http://schemas.microsoft.com/office/drawing/2016/5/14/chartex" xmlns:mc="http://schemas.openxmlformats.org/markup-compatibility/2006" xmlns:aink="http://schemas.microsoft.com/office/drawing/2016/ink" xmlns:am3d="http://schemas.microsoft.com/office/drawing/2017/model3d" xmlns:o="urn:schemas-microsoft-com:office:office" xmlns:r="http://schemas.openxmlformats.org/officeDocument/2006/relationships" xmlns:m="http://schemas.openxmlformats.org/officeDocument/2006/math" xmlns:v="urn:schemas-microsoft-com:vml" xmlns:wp14="http://schemas.microsoft.com/office/word/2010/wordprocessingDrawing" xmlns:wp="http://schemas.openxmlformats.org/drawingml/2006/wordprocessingDrawing" xmlns:w10="urn:schemas-microsoft-com:office:word" xmlns:w="http://schemas.openxmlformats.org/wordprocessingml/2006/main" xmlns:w14="http://schemas.microsoft.com/office/word/2010/wordml" xmlns:w15="http://schemas.microsoft.com/office/word/2012/wordml" xmlns:w16cid="http://schemas.microsoft.com/office/word/2016/wordml/cid" xmlns:w16se="http://schemas.microsoft.com/office/word/2015/wordml/symex" xmlns:wpg="http://schemas.microsoft.com/office/word/2010/wordprocessingGroup" xmlns:wpi="http://schemas.microsoft.com/office/word/2010/wordprocessingInk" xmlns:wne="http://schemas.microsoft.com/office/word/2006/wordml" xmlns:wps="http://schemas.microsoft.com/office/word/2010/wordprocessingShape" mc:Ignorable="w14 w15 w16se w16cid wp14">
   <w:footnote w:type="separator" w:id="-1">
     <w:p>
       <w:pPr>
@@ -7818,7 +7786,7 @@
 </file>
 
 <file path=word/header1.xml><?xml version="1.0" encoding="utf-8"?>
-<w:hdr xmlns:wpc="http://schemas.microsoft.com/office/word/2010/wordprocessingCanvas" xmlns:cx="http://schemas.microsoft.com/office/drawing/2014/chartex" xmlns:cx1="http://schemas.microsoft.com/office/drawing/2015/9/8/chartex" xmlns:cx2="http://schemas.microsoft.com/office/drawing/2015/10/21/chartex" xmlns:cx3="http://schemas.microsoft.com/office/drawing/2016/5/9/chartex" xmlns:cx4="http://schemas.microsoft.com/office/drawing/2016/5/10/chartex" xmlns:cx5="http://schemas.microsoft.com/office/drawing/2016/5/11/chartex" xmlns:cx6="http://schemas.microsoft.com/office/drawing/2016/5/12/chartex" xmlns:cx7="http://schemas.microsoft.com/office/drawing/2016/5/13/chartex" xmlns:cx8="http://schemas.microsoft.com/office/drawing/2016/5/14/chartex" xmlns:mc="http://schemas.openxmlformats.org/markup-compatibility/2006" xmlns:aink="http://schemas.microsoft.com/office/drawing/2016/ink" xmlns:am3d="http://schemas.microsoft.com/office/drawing/2017/model3d" xmlns:o="urn:schemas-microsoft-com:office:office" xmlns:oel="http://schemas.microsoft.com/office/2019/extlst" xmlns:r="http://schemas.openxmlformats.org/officeDocument/2006/relationships" xmlns:m="http://schemas.openxmlformats.org/officeDocument/2006/math" xmlns:v="urn:schemas-microsoft-com:vml" xmlns:wp14="http://schemas.microsoft.com/office/word/2010/wordprocessingDrawing" xmlns:wp="http://schemas.openxmlformats.org/drawingml/2006/wordprocessingDrawing" xmlns:w10="urn:schemas-microsoft-com:office:word" xmlns:w="http://schemas.openxmlformats.org/wordprocessingml/2006/main" xmlns:w14="http://schemas.microsoft.com/office/word/2010/wordml" xmlns:w15="http://schemas.microsoft.com/office/word/2012/wordml" xmlns:w16cex="http://schemas.microsoft.com/office/word/2018/wordml/cex" xmlns:w16cid="http://schemas.microsoft.com/office/word/2016/wordml/cid" xmlns:w16="http://schemas.microsoft.com/office/word/2018/wordml" xmlns:w16sdtdh="http://schemas.microsoft.com/office/word/2020/wordml/sdtdatahash" xmlns:w16se="http://schemas.microsoft.com/office/word/2015/wordml/symex" xmlns:wpg="http://schemas.microsoft.com/office/word/2010/wordprocessingGroup" xmlns:wpi="http://schemas.microsoft.com/office/word/2010/wordprocessingInk" xmlns:wne="http://schemas.microsoft.com/office/word/2006/wordml" xmlns:wps="http://schemas.microsoft.com/office/word/2010/wordprocessingShape" mc:Ignorable="w14 w15 w16se w16cid w16 w16cex w16sdtdh wp14">
+<w:hdr xmlns:wpc="http://schemas.microsoft.com/office/word/2010/wordprocessingCanvas" xmlns:cx="http://schemas.microsoft.com/office/drawing/2014/chartex" xmlns:cx1="http://schemas.microsoft.com/office/drawing/2015/9/8/chartex" xmlns:cx2="http://schemas.microsoft.com/office/drawing/2015/10/21/chartex" xmlns:cx3="http://schemas.microsoft.com/office/drawing/2016/5/9/chartex" xmlns:cx4="http://schemas.microsoft.com/office/drawing/2016/5/10/chartex" xmlns:cx5="http://schemas.microsoft.com/office/drawing/2016/5/11/chartex" xmlns:cx6="http://schemas.microsoft.com/office/drawing/2016/5/12/chartex" xmlns:cx7="http://schemas.microsoft.com/office/drawing/2016/5/13/chartex" xmlns:cx8="http://schemas.microsoft.com/office/drawing/2016/5/14/chartex" xmlns:mc="http://schemas.openxmlformats.org/markup-compatibility/2006" xmlns:aink="http://schemas.microsoft.com/office/drawing/2016/ink" xmlns:am3d="http://schemas.microsoft.com/office/drawing/2017/model3d" xmlns:o="urn:schemas-microsoft-com:office:office" xmlns:r="http://schemas.openxmlformats.org/officeDocument/2006/relationships" xmlns:m="http://schemas.openxmlformats.org/officeDocument/2006/math" xmlns:v="urn:schemas-microsoft-com:vml" xmlns:wp14="http://schemas.microsoft.com/office/word/2010/wordprocessingDrawing" xmlns:wp="http://schemas.openxmlformats.org/drawingml/2006/wordprocessingDrawing" xmlns:w10="urn:schemas-microsoft-com:office:word" xmlns:w="http://schemas.openxmlformats.org/wordprocessingml/2006/main" xmlns:w14="http://schemas.microsoft.com/office/word/2010/wordml" xmlns:w15="http://schemas.microsoft.com/office/word/2012/wordml" xmlns:w16cid="http://schemas.microsoft.com/office/word/2016/wordml/cid" xmlns:w16se="http://schemas.microsoft.com/office/word/2015/wordml/symex" xmlns:wpg="http://schemas.microsoft.com/office/word/2010/wordprocessingGroup" xmlns:wpi="http://schemas.microsoft.com/office/word/2010/wordprocessingInk" xmlns:wne="http://schemas.microsoft.com/office/word/2006/wordml" xmlns:wps="http://schemas.microsoft.com/office/word/2010/wordprocessingShape" mc:Ignorable="w14 w15 w16se w16cid wp14">
   <w:p>
     <w:pPr>
       <w:pStyle w:val="Encabezado"/>
@@ -7837,7 +7805,7 @@
 </file>
 
 <file path=word/numbering.xml><?xml version="1.0" encoding="utf-8"?>
-<w:numbering xmlns:wpc="http://schemas.microsoft.com/office/word/2010/wordprocessingCanvas" xmlns:cx="http://schemas.microsoft.com/office/drawing/2014/chartex" xmlns:cx1="http://schemas.microsoft.com/office/drawing/2015/9/8/chartex" xmlns:cx2="http://schemas.microsoft.com/office/drawing/2015/10/21/chartex" xmlns:cx3="http://schemas.microsoft.com/office/drawing/2016/5/9/chartex" xmlns:cx4="http://schemas.microsoft.com/office/drawing/2016/5/10/chartex" xmlns:cx5="http://schemas.microsoft.com/office/drawing/2016/5/11/chartex" xmlns:cx6="http://schemas.microsoft.com/office/drawing/2016/5/12/chartex" xmlns:cx7="http://schemas.microsoft.com/office/drawing/2016/5/13/chartex" xmlns:cx8="http://schemas.microsoft.com/office/drawing/2016/5/14/chartex" xmlns:mc="http://schemas.openxmlformats.org/markup-compatibility/2006" xmlns:aink="http://schemas.microsoft.com/office/drawing/2016/ink" xmlns:am3d="http://schemas.microsoft.com/office/drawing/2017/model3d" xmlns:o="urn:schemas-microsoft-com:office:office" xmlns:oel="http://schemas.microsoft.com/office/2019/extlst" xmlns:r="http://schemas.openxmlformats.org/officeDocument/2006/relationships" xmlns:m="http://schemas.openxmlformats.org/officeDocument/2006/math" xmlns:v="urn:schemas-microsoft-com:vml" xmlns:wp14="http://schemas.microsoft.com/office/word/2010/wordprocessingDrawing" xmlns:wp="http://schemas.openxmlformats.org/drawingml/2006/wordprocessingDrawing" xmlns:w10="urn:schemas-microsoft-com:office:word" xmlns:w="http://schemas.openxmlformats.org/wordprocessingml/2006/main" xmlns:w14="http://schemas.microsoft.com/office/word/2010/wordml" xmlns:w15="http://schemas.microsoft.com/office/word/2012/wordml" xmlns:w16cex="http://schemas.microsoft.com/office/word/2018/wordml/cex" xmlns:w16cid="http://schemas.microsoft.com/office/word/2016/wordml/cid" xmlns:w16="http://schemas.microsoft.com/office/word/2018/wordml" xmlns:w16sdtdh="http://schemas.microsoft.com/office/word/2020/wordml/sdtdatahash" xmlns:w16se="http://schemas.microsoft.com/office/word/2015/wordml/symex" xmlns:wpg="http://schemas.microsoft.com/office/word/2010/wordprocessingGroup" xmlns:wpi="http://schemas.microsoft.com/office/word/2010/wordprocessingInk" xmlns:wne="http://schemas.microsoft.com/office/word/2006/wordml" xmlns:wps="http://schemas.microsoft.com/office/word/2010/wordprocessingShape" mc:Ignorable="w14 w15 w16se w16cid w16 w16cex w16sdtdh wp14">
+<w:numbering xmlns:wpc="http://schemas.microsoft.com/office/word/2010/wordprocessingCanvas" xmlns:cx="http://schemas.microsoft.com/office/drawing/2014/chartex" xmlns:cx1="http://schemas.microsoft.com/office/drawing/2015/9/8/chartex" xmlns:cx2="http://schemas.microsoft.com/office/drawing/2015/10/21/chartex" xmlns:cx3="http://schemas.microsoft.com/office/drawing/2016/5/9/chartex" xmlns:cx4="http://schemas.microsoft.com/office/drawing/2016/5/10/chartex" xmlns:cx5="http://schemas.microsoft.com/office/drawing/2016/5/11/chartex" xmlns:cx6="http://schemas.microsoft.com/office/drawing/2016/5/12/chartex" xmlns:cx7="http://schemas.microsoft.com/office/drawing/2016/5/13/chartex" xmlns:cx8="http://schemas.microsoft.com/office/drawing/2016/5/14/chartex" xmlns:mc="http://schemas.openxmlformats.org/markup-compatibility/2006" xmlns:aink="http://schemas.microsoft.com/office/drawing/2016/ink" xmlns:am3d="http://schemas.microsoft.com/office/drawing/2017/model3d" xmlns:o="urn:schemas-microsoft-com:office:office" xmlns:r="http://schemas.openxmlformats.org/officeDocument/2006/relationships" xmlns:m="http://schemas.openxmlformats.org/officeDocument/2006/math" xmlns:v="urn:schemas-microsoft-com:vml" xmlns:wp14="http://schemas.microsoft.com/office/word/2010/wordprocessingDrawing" xmlns:wp="http://schemas.openxmlformats.org/drawingml/2006/wordprocessingDrawing" xmlns:w10="urn:schemas-microsoft-com:office:word" xmlns:w="http://schemas.openxmlformats.org/wordprocessingml/2006/main" xmlns:w14="http://schemas.microsoft.com/office/word/2010/wordml" xmlns:w15="http://schemas.microsoft.com/office/word/2012/wordml" xmlns:w16cid="http://schemas.microsoft.com/office/word/2016/wordml/cid" xmlns:w16se="http://schemas.microsoft.com/office/word/2015/wordml/symex" xmlns:wpg="http://schemas.microsoft.com/office/word/2010/wordprocessingGroup" xmlns:wpi="http://schemas.microsoft.com/office/word/2010/wordprocessingInk" xmlns:wne="http://schemas.microsoft.com/office/word/2006/wordml" xmlns:wps="http://schemas.microsoft.com/office/word/2010/wordprocessingShape" mc:Ignorable="w14 w15 w16se w16cid wp14">
   <w:abstractNum w:abstractNumId="0" w15:restartNumberingAfterBreak="0">
     <w:nsid w:val="03D0699B"/>
     <w:multiLevelType w:val="multilevel"/>
@@ -11567,101 +11535,101 @@
       </w:pPr>
     </w:lvl>
   </w:abstractNum>
-  <w:num w:numId="1" w16cid:durableId="1496916189">
+  <w:num w:numId="1">
     <w:abstractNumId w:val="23"/>
   </w:num>
-  <w:num w:numId="2" w16cid:durableId="771975862">
+  <w:num w:numId="2">
     <w:abstractNumId w:val="25"/>
   </w:num>
-  <w:num w:numId="3" w16cid:durableId="498228755">
+  <w:num w:numId="3">
     <w:abstractNumId w:val="15"/>
   </w:num>
-  <w:num w:numId="4" w16cid:durableId="785739136">
+  <w:num w:numId="4">
     <w:abstractNumId w:val="13"/>
   </w:num>
-  <w:num w:numId="5" w16cid:durableId="185797204">
+  <w:num w:numId="5">
     <w:abstractNumId w:val="9"/>
   </w:num>
-  <w:num w:numId="6" w16cid:durableId="2094692505">
+  <w:num w:numId="6">
     <w:abstractNumId w:val="4"/>
   </w:num>
-  <w:num w:numId="7" w16cid:durableId="1606232490">
+  <w:num w:numId="7">
     <w:abstractNumId w:val="12"/>
   </w:num>
-  <w:num w:numId="8" w16cid:durableId="87626446">
+  <w:num w:numId="8">
     <w:abstractNumId w:val="29"/>
   </w:num>
-  <w:num w:numId="9" w16cid:durableId="431899461">
+  <w:num w:numId="9">
     <w:abstractNumId w:val="27"/>
   </w:num>
-  <w:num w:numId="10" w16cid:durableId="1020395653">
+  <w:num w:numId="10">
     <w:abstractNumId w:val="18"/>
   </w:num>
-  <w:num w:numId="11" w16cid:durableId="2123451222">
+  <w:num w:numId="11">
     <w:abstractNumId w:val="20"/>
   </w:num>
-  <w:num w:numId="12" w16cid:durableId="37362681">
+  <w:num w:numId="12">
     <w:abstractNumId w:val="10"/>
   </w:num>
-  <w:num w:numId="13" w16cid:durableId="1208445004">
+  <w:num w:numId="13">
     <w:abstractNumId w:val="16"/>
   </w:num>
-  <w:num w:numId="14" w16cid:durableId="156962340">
+  <w:num w:numId="14">
     <w:abstractNumId w:val="8"/>
   </w:num>
-  <w:num w:numId="15" w16cid:durableId="2090812697">
+  <w:num w:numId="15">
     <w:abstractNumId w:val="26"/>
   </w:num>
-  <w:num w:numId="16" w16cid:durableId="789519867">
+  <w:num w:numId="16">
     <w:abstractNumId w:val="24"/>
   </w:num>
-  <w:num w:numId="17" w16cid:durableId="718358424">
+  <w:num w:numId="17">
     <w:abstractNumId w:val="5"/>
   </w:num>
-  <w:num w:numId="18" w16cid:durableId="354962767">
+  <w:num w:numId="18">
     <w:abstractNumId w:val="0"/>
   </w:num>
-  <w:num w:numId="19" w16cid:durableId="456872738">
+  <w:num w:numId="19">
     <w:abstractNumId w:val="3"/>
   </w:num>
-  <w:num w:numId="20" w16cid:durableId="830636004">
+  <w:num w:numId="20">
     <w:abstractNumId w:val="28"/>
   </w:num>
-  <w:num w:numId="21" w16cid:durableId="1548712320">
+  <w:num w:numId="21">
     <w:abstractNumId w:val="17"/>
   </w:num>
-  <w:num w:numId="22" w16cid:durableId="703602371">
+  <w:num w:numId="22">
     <w:abstractNumId w:val="6"/>
   </w:num>
-  <w:num w:numId="23" w16cid:durableId="1079213736">
+  <w:num w:numId="23">
     <w:abstractNumId w:val="11"/>
   </w:num>
-  <w:num w:numId="24" w16cid:durableId="1446316637">
+  <w:num w:numId="24">
     <w:abstractNumId w:val="14"/>
   </w:num>
-  <w:num w:numId="25" w16cid:durableId="591738984">
+  <w:num w:numId="25">
     <w:abstractNumId w:val="2"/>
   </w:num>
-  <w:num w:numId="26" w16cid:durableId="2127848484">
+  <w:num w:numId="26">
     <w:abstractNumId w:val="7"/>
   </w:num>
-  <w:num w:numId="27" w16cid:durableId="444807213">
+  <w:num w:numId="27">
     <w:abstractNumId w:val="19"/>
   </w:num>
-  <w:num w:numId="28" w16cid:durableId="244920917">
+  <w:num w:numId="28">
     <w:abstractNumId w:val="22"/>
   </w:num>
-  <w:num w:numId="29" w16cid:durableId="1033187893">
+  <w:num w:numId="29">
     <w:abstractNumId w:val="1"/>
   </w:num>
-  <w:num w:numId="30" w16cid:durableId="824859138">
+  <w:num w:numId="30">
     <w:abstractNumId w:val="21"/>
   </w:num>
 </w:numbering>
 </file>
 
 <file path=word/styles.xml><?xml version="1.0" encoding="utf-8"?>
-<w:styles xmlns:mc="http://schemas.openxmlformats.org/markup-compatibility/2006" xmlns:r="http://schemas.openxmlformats.org/officeDocument/2006/relationships" xmlns:w="http://schemas.openxmlformats.org/wordprocessingml/2006/main" xmlns:w14="http://schemas.microsoft.com/office/word/2010/wordml" xmlns:w15="http://schemas.microsoft.com/office/word/2012/wordml" xmlns:w16cex="http://schemas.microsoft.com/office/word/2018/wordml/cex" xmlns:w16cid="http://schemas.microsoft.com/office/word/2016/wordml/cid" xmlns:w16="http://schemas.microsoft.com/office/word/2018/wordml" xmlns:w16sdtdh="http://schemas.microsoft.com/office/word/2020/wordml/sdtdatahash" xmlns:w16se="http://schemas.microsoft.com/office/word/2015/wordml/symex" mc:Ignorable="w14 w15 w16se w16cid w16 w16cex w16sdtdh">
+<w:styles xmlns:mc="http://schemas.openxmlformats.org/markup-compatibility/2006" xmlns:r="http://schemas.openxmlformats.org/officeDocument/2006/relationships" xmlns:w="http://schemas.openxmlformats.org/wordprocessingml/2006/main" xmlns:w14="http://schemas.microsoft.com/office/word/2010/wordml" xmlns:w15="http://schemas.microsoft.com/office/word/2012/wordml" xmlns:w16cid="http://schemas.microsoft.com/office/word/2016/wordml/cid" xmlns:w16se="http://schemas.microsoft.com/office/word/2015/wordml/symex" mc:Ignorable="w14 w15 w16se w16cid">
   <w:docDefaults>
     <w:rPrDefault>
       <w:rPr>
@@ -11677,7 +11645,7 @@
       </w:pPr>
     </w:pPrDefault>
   </w:docDefaults>
-  <w:latentStyles w:defLockedState="0" w:defUIPriority="99" w:defSemiHidden="0" w:defUnhideWhenUsed="0" w:defQFormat="0" w:count="376">
+  <w:latentStyles w:defLockedState="0" w:defUIPriority="99" w:defSemiHidden="0" w:defUnhideWhenUsed="0" w:defQFormat="0" w:count="375">
     <w:lsdException w:name="Normal" w:uiPriority="0" w:qFormat="1"/>
     <w:lsdException w:name="heading 1" w:uiPriority="9" w:qFormat="1"/>
     <w:lsdException w:name="heading 2" w:semiHidden="1" w:uiPriority="9" w:unhideWhenUsed="1" w:qFormat="1"/>
@@ -12053,7 +12021,6 @@
     <w:lsdException w:name="Smart Hyperlink" w:semiHidden="1" w:unhideWhenUsed="1"/>
     <w:lsdException w:name="Hashtag" w:semiHidden="1" w:unhideWhenUsed="1"/>
     <w:lsdException w:name="Unresolved Mention" w:semiHidden="1" w:unhideWhenUsed="1"/>
-    <w:lsdException w:name="Smart Link" w:semiHidden="1" w:unhideWhenUsed="1"/>
   </w:latentStyles>
   <w:style w:type="paragraph" w:default="1" w:styleId="Normal">
     <w:name w:val="Normal"/>
@@ -12369,6 +12336,36 @@
       </w:tblBorders>
     </w:tblPr>
   </w:style>
+  <w:style w:type="paragraph" w:styleId="Textodeglobo">
+    <w:name w:val="Balloon Text"/>
+    <w:basedOn w:val="Normal"/>
+    <w:link w:val="TextodegloboCar"/>
+    <w:uiPriority w:val="99"/>
+    <w:semiHidden/>
+    <w:unhideWhenUsed/>
+    <w:rsid w:val="00237748"/>
+    <w:pPr>
+      <w:spacing w:after="0" w:line="240" w:lineRule="auto"/>
+    </w:pPr>
+    <w:rPr>
+      <w:rFonts w:ascii="Segoe UI" w:hAnsi="Segoe UI" w:cs="Segoe UI"/>
+      <w:sz w:val="18"/>
+      <w:szCs w:val="18"/>
+    </w:rPr>
+  </w:style>
+  <w:style w:type="character" w:customStyle="1" w:styleId="TextodegloboCar">
+    <w:name w:val="Texto de globo Car"/>
+    <w:basedOn w:val="Fuentedeprrafopredeter"/>
+    <w:link w:val="Textodeglobo"/>
+    <w:uiPriority w:val="99"/>
+    <w:semiHidden/>
+    <w:rsid w:val="00237748"/>
+    <w:rPr>
+      <w:rFonts w:ascii="Segoe UI" w:hAnsi="Segoe UI" w:cs="Segoe UI"/>
+      <w:sz w:val="18"/>
+      <w:szCs w:val="18"/>
+    </w:rPr>
+  </w:style>
 </w:styles>
 </file>
 
